--- a/01_Document/MÔ TẢ ĐỀ TÀI TIỂU LUẬN CHUYÊN NGÀNH.docx
+++ b/01_Document/MÔ TẢ ĐỀ TÀI TIỂU LUẬN CHUYÊN NGÀNH.docx
@@ -552,7 +552,15 @@
               <w:jc w:val="center"/>
             </w:pPr>
             <w:r>
-              <w:t>Đảm bảo tính cô lập, đóng gói và vận hành các container an toàn.</w:t>
+              <w:t xml:space="preserve">Đảm bảo tính cô lập, đóng gói và vận hành các container </w:t>
+            </w:r>
+            <w:proofErr w:type="gramStart"/>
+            <w:r>
+              <w:t>an</w:t>
+            </w:r>
+            <w:proofErr w:type="gramEnd"/>
+            <w:r>
+              <w:t xml:space="preserve"> toàn.</w:t>
             </w:r>
           </w:p>
         </w:tc>
@@ -1192,6 +1200,84 @@
       </w:pPr>
       <w:r>
         <w:t>Phân tích CSDL &amp; Tập Sơ đồ Kỹ thuật chuẩn mực (Architecture, DFD, Use Case, Sequence Diagrams).</w:t>
+      </w:r>
+    </w:p>
+    <w:p>
+      <w:pPr>
+        <w:spacing w:before="0" w:beforeAutospacing="0" w:after="0" w:afterAutospacing="0"/>
+        <w:jc w:val="left"/>
+      </w:pPr>
+      <w:r>
+        <w:br w:type="page"/>
+      </w:r>
+    </w:p>
+    <w:p>
+      <w:pPr>
+        <w:spacing w:before="0" w:beforeAutospacing="0" w:after="0" w:afterAutospacing="0"/>
+        <w:jc w:val="center"/>
+      </w:pPr>
+      <w:r>
+        <w:lastRenderedPageBreak/>
+        <w:t>Sơ đồ khối</w:t>
+      </w:r>
+    </w:p>
+    <w:p>
+      <w:pPr>
+        <w:spacing w:before="0" w:beforeAutospacing="0" w:after="0" w:afterAutospacing="0"/>
+        <w:jc w:val="center"/>
+      </w:pPr>
+      <w:r>
+        <w:rPr>
+          <w:noProof/>
+        </w:rPr>
+        <w:drawing>
+          <wp:inline distT="0" distB="0" distL="0" distR="0" wp14:anchorId="3F211A3A" wp14:editId="224B7A2C">
+            <wp:extent cx="5943600" cy="3344545"/>
+            <wp:effectExtent l="0" t="0" r="0" b="8255"/>
+            <wp:docPr id="853207865" name="Picture 1"/>
+            <wp:cNvGraphicFramePr>
+              <a:graphicFrameLocks xmlns:a="http://schemas.openxmlformats.org/drawingml/2006/main" noChangeAspect="1"/>
+            </wp:cNvGraphicFramePr>
+            <a:graphic xmlns:a="http://schemas.openxmlformats.org/drawingml/2006/main">
+              <a:graphicData uri="http://schemas.openxmlformats.org/drawingml/2006/picture">
+                <pic:pic xmlns:pic="http://schemas.openxmlformats.org/drawingml/2006/picture">
+                  <pic:nvPicPr>
+                    <pic:cNvPr id="0" name="Picture 1"/>
+                    <pic:cNvPicPr>
+                      <a:picLocks noChangeAspect="1" noChangeArrowheads="1"/>
+                    </pic:cNvPicPr>
+                  </pic:nvPicPr>
+                  <pic:blipFill>
+                    <a:blip r:embed="rId6" cstate="print">
+                      <a:extLst>
+                        <a:ext uri="{28A0092B-C50C-407E-A947-70E740481C1C}">
+                          <a14:useLocalDpi xmlns:a14="http://schemas.microsoft.com/office/drawing/2010/main" val="0"/>
+                        </a:ext>
+                      </a:extLst>
+                    </a:blip>
+                    <a:srcRect/>
+                    <a:stretch>
+                      <a:fillRect/>
+                    </a:stretch>
+                  </pic:blipFill>
+                  <pic:spPr bwMode="auto">
+                    <a:xfrm>
+                      <a:off x="0" y="0"/>
+                      <a:ext cx="5943600" cy="3344545"/>
+                    </a:xfrm>
+                    <a:prstGeom prst="rect">
+                      <a:avLst/>
+                    </a:prstGeom>
+                    <a:noFill/>
+                    <a:ln>
+                      <a:noFill/>
+                    </a:ln>
+                  </pic:spPr>
+                </pic:pic>
+              </a:graphicData>
+            </a:graphic>
+          </wp:inline>
+        </w:drawing>
       </w:r>
     </w:p>
     <w:sectPr>
